--- a/Sorting algo/practical-8/25DCE014_Practical-8-FDSA.docx
+++ b/Sorting algo/practical-8/25DCE014_Practical-8-FDSA.docx
@@ -94,19 +94,19 @@
           <w:sz w:val="28"/>
         </w:rPr>
       </w:pPr>
-      <w:bookmarkStart w:id="0" w:name="25DCE030"/>
+      <w:bookmarkStart w:id="0" w:name="A.Y 2026 – 27"/>
       <w:bookmarkEnd w:id="0"/>
-      <w:bookmarkStart w:id="1" w:name="LAB MANUAL"/>
+      <w:bookmarkStart w:id="1" w:name="CSUC201 Fundamentals of Data Structures "/>
       <w:bookmarkEnd w:id="1"/>
       <w:bookmarkStart w:id="2" w:name="DEPARTMENT OF COMPUTER ENGINEERING"/>
       <w:bookmarkEnd w:id="2"/>
-      <w:bookmarkStart w:id="3" w:name="A.Y 2026 – 27"/>
+      <w:bookmarkStart w:id="3" w:name="LAB MANUAL"/>
       <w:bookmarkEnd w:id="3"/>
-      <w:bookmarkStart w:id="4" w:name="DEPSTAR"/>
+      <w:bookmarkStart w:id="4" w:name="Semester – 3"/>
       <w:bookmarkEnd w:id="4"/>
-      <w:bookmarkStart w:id="5" w:name="CSUC201 Fundamentals of Data Structures "/>
+      <w:bookmarkStart w:id="5" w:name="DEPSTAR"/>
       <w:bookmarkEnd w:id="5"/>
-      <w:bookmarkStart w:id="6" w:name="Semester – 3"/>
+      <w:bookmarkStart w:id="6" w:name="25DCE030"/>
       <w:bookmarkEnd w:id="6"/>
       <w:bookmarkStart w:id="7" w:name="FACULTY OF TECHNOLOGY AND ENGINEERING DE"/>
       <w:bookmarkEnd w:id="7"/>
@@ -640,19 +640,19 @@
       <w:bookmarkEnd w:id="11"/>
       <w:bookmarkStart w:id="12" w:name="To implement binary tree traversals and "/>
       <w:bookmarkEnd w:id="12"/>
-      <w:bookmarkStart w:id="13" w:name="and employees at the leaves. Different d"/>
+      <w:bookmarkStart w:id="13" w:name="A company stores its organizational hier"/>
       <w:bookmarkEnd w:id="13"/>
-      <w:bookmarkStart w:id="14" w:name="printed level by level from top to botto"/>
+      <w:bookmarkStart w:id="14" w:name="Problem 1"/>
       <w:bookmarkEnd w:id="14"/>
       <w:bookmarkStart w:id="15" w:name="Code:"/>
       <w:bookmarkEnd w:id="15"/>
-      <w:bookmarkStart w:id="16" w:name="reason about how the order of visiting n"/>
+      <w:bookmarkStart w:id="16" w:name="printed level by level from top to botto"/>
       <w:bookmarkEnd w:id="16"/>
-      <w:bookmarkStart w:id="17" w:name="Problem 1"/>
+      <w:bookmarkStart w:id="17" w:name="and employees at the leaves. Different d"/>
       <w:bookmarkEnd w:id="17"/>
-      <w:bookmarkStart w:id="18" w:name="A company stores its organizational hier"/>
+      <w:bookmarkStart w:id="18" w:name="DEPSTAR"/>
       <w:bookmarkEnd w:id="18"/>
-      <w:bookmarkStart w:id="19" w:name="DEPSTAR"/>
+      <w:bookmarkStart w:id="19" w:name="reason about how the order of visiting n"/>
       <w:bookmarkEnd w:id="19"/>
       <w:r>
         <w:t>Practical</w:t>
@@ -1818,7 +1818,96 @@
         <w:pStyle w:val="7"/>
         <w:spacing w:before="8"/>
         <w:rPr>
-          <w:sz w:val="28"/>
+          <w:rFonts w:hint="default"/>
+          <w:color w:val="4F81BD" w:themeColor="accent1"/>
+          <w:sz w:val="28"/>
+          <w14:textFill>
+            <w14:solidFill>
+              <w14:schemeClr w14:val="accent1"/>
+            </w14:solidFill>
+          </w14:textFill>
+        </w:rPr>
+      </w:pPr>
+      <w:r>
+        <w:rPr>
+          <w:rFonts w:hint="default"/>
+          <w:color w:val="4F81BD" w:themeColor="accent1"/>
+          <w:sz w:val="28"/>
+          <w14:textFill>
+            <w14:solidFill>
+              <w14:schemeClr w14:val="accent1"/>
+            </w14:solidFill>
+          </w14:textFill>
+        </w:rPr>
+        <w:fldChar w:fldCharType="begin"/>
+      </w:r>
+      <w:r>
+        <w:rPr>
+          <w:rFonts w:hint="default"/>
+          <w:color w:val="4F81BD" w:themeColor="accent1"/>
+          <w:sz w:val="28"/>
+          <w14:textFill>
+            <w14:solidFill>
+              <w14:schemeClr w14:val="accent1"/>
+            </w14:solidFill>
+          </w14:textFill>
+        </w:rPr>
+        <w:instrText xml:space="preserve"> HYPERLINK "https://github.com/yakshu205/DSA/tree/main/Sorting%20algo/practical-8" </w:instrText>
+      </w:r>
+      <w:r>
+        <w:rPr>
+          <w:rFonts w:hint="default"/>
+          <w:color w:val="4F81BD" w:themeColor="accent1"/>
+          <w:sz w:val="28"/>
+          <w14:textFill>
+            <w14:solidFill>
+              <w14:schemeClr w14:val="accent1"/>
+            </w14:solidFill>
+          </w14:textFill>
+        </w:rPr>
+        <w:fldChar w:fldCharType="separate"/>
+      </w:r>
+      <w:r>
+        <w:rPr>
+          <w:rStyle w:val="10"/>
+          <w:rFonts w:hint="default"/>
+          <w:color w:val="4F81BD" w:themeColor="accent1"/>
+          <w:sz w:val="28"/>
+          <w14:textFill>
+            <w14:solidFill>
+              <w14:schemeClr w14:val="accent1"/>
+            </w14:solidFill>
+          </w14:textFill>
+        </w:rPr>
+        <w:t>https://github.com/yakshu205/DSA/tree/main/Sorting%20algo/practical-8</w:t>
+      </w:r>
+      <w:r>
+        <w:rPr>
+          <w:rFonts w:hint="default"/>
+          <w:color w:val="4F81BD" w:themeColor="accent1"/>
+          <w:sz w:val="28"/>
+          <w14:textFill>
+            <w14:solidFill>
+              <w14:schemeClr w14:val="accent1"/>
+            </w14:solidFill>
+          </w14:textFill>
+        </w:rPr>
+        <w:fldChar w:fldCharType="end"/>
+      </w:r>
+    </w:p>
+    <w:p>
+      <w:pPr>
+        <w:pStyle w:val="7"/>
+        <w:spacing w:before="8"/>
+        <w:rPr>
+          <w:rFonts w:hint="default"/>
+          <w:color w:val="4F81BD" w:themeColor="accent1"/>
+          <w:sz w:val="28"/>
+          <w14:textFill>
+            <w14:solidFill>
+              <w14:schemeClr w14:val="accent1"/>
+            </w14:solidFill>
+          </w14:textFill>
         </w:rPr>
       </w:pPr>
     </w:p>
@@ -1826,13 +1915,13 @@
       <w:pPr>
         <w:pStyle w:val="3"/>
       </w:pPr>
-      <w:bookmarkStart w:id="20" w:name="Outcome/Conclusion:"/>
+      <w:bookmarkStart w:id="20" w:name="Output:"/>
       <w:bookmarkEnd w:id="20"/>
-      <w:bookmarkStart w:id="21" w:name="DEPSTAR"/>
+      <w:bookmarkStart w:id="21" w:name="25DCE030"/>
       <w:bookmarkEnd w:id="21"/>
-      <w:bookmarkStart w:id="22" w:name="25DCE030"/>
+      <w:bookmarkStart w:id="22" w:name="Outcome/Conclusion:"/>
       <w:bookmarkEnd w:id="22"/>
-      <w:bookmarkStart w:id="23" w:name="Output:"/>
+      <w:bookmarkStart w:id="23" w:name="DEPSTAR"/>
       <w:bookmarkEnd w:id="23"/>
       <w:r>
         <w:rPr>
@@ -1923,8 +2012,6 @@
         </w:rPr>
         <w:t>Outcome/Conclusion:</w:t>
       </w:r>
-      <w:bookmarkStart w:id="36" w:name="_GoBack"/>
-      <w:bookmarkEnd w:id="36"/>
     </w:p>
     <w:p>
       <w:pPr>
@@ -1959,11 +2046,11 @@
           <w:szCs w:val="36"/>
         </w:rPr>
       </w:pPr>
-      <w:bookmarkStart w:id="24" w:name="Problem 2"/>
+      <w:bookmarkStart w:id="24" w:name="CODE :"/>
       <w:bookmarkEnd w:id="24"/>
       <w:bookmarkStart w:id="25" w:name="25DCE030"/>
       <w:bookmarkEnd w:id="25"/>
-      <w:bookmarkStart w:id="26" w:name="CODE :"/>
+      <w:bookmarkStart w:id="26" w:name="Problem 2"/>
       <w:bookmarkEnd w:id="26"/>
       <w:bookmarkStart w:id="27" w:name="DEPSTAR"/>
       <w:bookmarkEnd w:id="27"/>
@@ -2313,6 +2400,7 @@
           <w:rFonts w:hint="default" w:ascii="Times New Roman" w:hAnsi="Times New Roman" w:cs="Times New Roman"/>
           <w:b/>
           <w:bCs/>
+          <w:spacing w:val="-2"/>
           <w:sz w:val="28"/>
           <w:szCs w:val="28"/>
         </w:rPr>
@@ -2340,15 +2428,6 @@
         </w:rPr>
         <w:t>:</w:t>
       </w:r>
-    </w:p>
-    <w:p>
-      <w:pPr>
-        <w:pStyle w:val="7"/>
-        <w:spacing w:before="313"/>
-        <w:rPr>
-          <w:sz w:val="28"/>
-        </w:rPr>
-      </w:pPr>
     </w:p>
     <w:p>
       <w:pPr>
@@ -2364,13 +2443,137 @@
           <w:szCs w:val="28"/>
         </w:rPr>
       </w:pPr>
-      <w:bookmarkStart w:id="28" w:name="OUTPUT :"/>
+      <w:bookmarkStart w:id="36" w:name="_GoBack"/>
+      <w:bookmarkEnd w:id="36"/>
+    </w:p>
+    <w:p>
+      <w:pPr>
+        <w:pStyle w:val="7"/>
+        <w:spacing w:before="8"/>
+        <w:rPr>
+          <w:rFonts w:hint="default"/>
+          <w:color w:val="4F81BD" w:themeColor="accent1"/>
+          <w:sz w:val="28"/>
+          <w14:textFill>
+            <w14:solidFill>
+              <w14:schemeClr w14:val="accent1"/>
+            </w14:solidFill>
+          </w14:textFill>
+        </w:rPr>
+      </w:pPr>
+      <w:r>
+        <w:rPr>
+          <w:rFonts w:hint="default"/>
+          <w:sz w:val="28"/>
+          <w:lang w:val="en-US"/>
+        </w:rPr>
+        <w:t xml:space="preserve">    </w:t>
+      </w:r>
+      <w:r>
+        <w:rPr>
+          <w:rFonts w:hint="default"/>
+          <w:color w:val="4F81BD" w:themeColor="accent1"/>
+          <w:sz w:val="28"/>
+          <w14:textFill>
+            <w14:solidFill>
+              <w14:schemeClr w14:val="accent1"/>
+            </w14:solidFill>
+          </w14:textFill>
+        </w:rPr>
+        <w:fldChar w:fldCharType="begin"/>
+      </w:r>
+      <w:r>
+        <w:rPr>
+          <w:rFonts w:hint="default"/>
+          <w:color w:val="4F81BD" w:themeColor="accent1"/>
+          <w:sz w:val="28"/>
+          <w14:textFill>
+            <w14:solidFill>
+              <w14:schemeClr w14:val="accent1"/>
+            </w14:solidFill>
+          </w14:textFill>
+        </w:rPr>
+        <w:instrText xml:space="preserve"> HYPERLINK "https://github.com/yakshu205/DSA/tree/main/Sorting%20algo/practical-8" </w:instrText>
+      </w:r>
+      <w:r>
+        <w:rPr>
+          <w:rFonts w:hint="default"/>
+          <w:color w:val="4F81BD" w:themeColor="accent1"/>
+          <w:sz w:val="28"/>
+          <w14:textFill>
+            <w14:solidFill>
+              <w14:schemeClr w14:val="accent1"/>
+            </w14:solidFill>
+          </w14:textFill>
+        </w:rPr>
+        <w:fldChar w:fldCharType="separate"/>
+      </w:r>
+      <w:r>
+        <w:rPr>
+          <w:rStyle w:val="10"/>
+          <w:rFonts w:hint="default"/>
+          <w:color w:val="4F81BD" w:themeColor="accent1"/>
+          <w:sz w:val="28"/>
+          <w14:textFill>
+            <w14:solidFill>
+              <w14:schemeClr w14:val="accent1"/>
+            </w14:solidFill>
+          </w14:textFill>
+        </w:rPr>
+        <w:t>https://github.com/yakshu205/DSA/tree/main/Sorting%20algo/practical-8</w:t>
+      </w:r>
+      <w:r>
+        <w:rPr>
+          <w:rFonts w:hint="default"/>
+          <w:color w:val="4F81BD" w:themeColor="accent1"/>
+          <w:sz w:val="28"/>
+          <w14:textFill>
+            <w14:solidFill>
+              <w14:schemeClr w14:val="accent1"/>
+            </w14:solidFill>
+          </w14:textFill>
+        </w:rPr>
+        <w:fldChar w:fldCharType="end"/>
+      </w:r>
+    </w:p>
+    <w:p>
+      <w:pPr>
+        <w:pStyle w:val="7"/>
+        <w:spacing w:before="8"/>
+        <w:rPr>
+          <w:rFonts w:hint="default"/>
+          <w:color w:val="4F81BD" w:themeColor="accent1"/>
+          <w:sz w:val="28"/>
+          <w:lang w:val="en-US"/>
+          <w14:textFill>
+            <w14:solidFill>
+              <w14:schemeClr w14:val="accent1"/>
+            </w14:solidFill>
+          </w14:textFill>
+        </w:rPr>
+      </w:pPr>
+    </w:p>
+    <w:p>
+      <w:pPr>
+        <w:pStyle w:val="3"/>
+        <w:widowControl/>
+        <w:ind w:firstLine="414" w:firstLineChars="150"/>
+        <w:rPr>
+          <w:rFonts w:hint="default" w:ascii="Times New Roman" w:hAnsi="Times New Roman" w:cs="Times New Roman"/>
+          <w:b/>
+          <w:bCs/>
+          <w:spacing w:val="-2"/>
+          <w:sz w:val="28"/>
+          <w:szCs w:val="28"/>
+        </w:rPr>
+      </w:pPr>
+      <w:bookmarkStart w:id="28" w:name="Outcome/Conclusion:"/>
       <w:bookmarkEnd w:id="28"/>
-      <w:bookmarkStart w:id="29" w:name="Outcome/Conclusion:"/>
+      <w:bookmarkStart w:id="29" w:name="DEPSTAR"/>
       <w:bookmarkEnd w:id="29"/>
       <w:bookmarkStart w:id="30" w:name="25DCE030"/>
       <w:bookmarkEnd w:id="30"/>
-      <w:bookmarkStart w:id="31" w:name="DEPSTAR"/>
+      <w:bookmarkStart w:id="31" w:name="OUTPUT :"/>
       <w:bookmarkEnd w:id="31"/>
       <w:r>
         <w:rPr>
@@ -2621,11 +2824,11 @@
         <w:spacing w:line="268" w:lineRule="auto"/>
         <w:ind w:left="341" w:right="1900"/>
       </w:pPr>
-      <w:bookmarkStart w:id="32" w:name="25DCE030"/>
+      <w:bookmarkStart w:id="32" w:name="Key Questions / Analysis / Interpretatio"/>
       <w:bookmarkEnd w:id="32"/>
-      <w:bookmarkStart w:id="33" w:name="DEPSTAR"/>
+      <w:bookmarkStart w:id="33" w:name="25DCE030"/>
       <w:bookmarkEnd w:id="33"/>
-      <w:bookmarkStart w:id="34" w:name="Key Questions / Analysis / Interpretatio"/>
+      <w:bookmarkStart w:id="34" w:name="DEPSTAR"/>
       <w:bookmarkEnd w:id="34"/>
       <w:bookmarkStart w:id="35" w:name="ANSWER"/>
       <w:bookmarkEnd w:id="35"/>
@@ -3473,22 +3676,6 @@
                       <a:ln w="6350">
                         <a:noFill/>
                       </a:ln>
-                      <a:extLst>
-                        <a:ext uri="{909E8E84-426E-40DD-AFC4-6F175D3DCCD1}">
-                          <a14:hiddenFill xmlns:a14="http://schemas.microsoft.com/office/drawing/2010/main">
-                            <a:solidFill>
-                              <a:schemeClr val="lt1"/>
-                            </a:solidFill>
-                          </a14:hiddenFill>
-                        </a:ext>
-                        <a:ext uri="{91240B29-F687-4F45-9708-019B960494DF}">
-                          <a14:hiddenLine xmlns:a14="http://schemas.microsoft.com/office/drawing/2010/main" w="6350">
-                            <a:solidFill>
-                              <a:prstClr val="black"/>
-                            </a:solidFill>
-                          </a14:hiddenLine>
-                        </a:ext>
-                      </a:extLst>
                     </wps:spPr>
                     <wps:style>
                       <a:lnRef idx="0">
@@ -3563,7 +3750,7 @@
         </mc:Choice>
         <mc:Fallback>
           <w:pict>
-            <v:shape id="_x0000_s1026" o:spid="_x0000_s1026" o:spt="202" type="#_x0000_t202" style="position:absolute;left:0pt;margin-top:0pt;height:11.5pt;width:144pt;mso-position-horizontal:right;mso-position-horizontal-relative:margin;mso-wrap-style:none;z-index:251660288;mso-width-relative:page;mso-height-relative:page;" filled="f" stroked="f" coordsize="21600,21600" o:gfxdata="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">
+            <v:shape id="_x0000_s1026" o:spid="_x0000_s1026" o:spt="202" type="#_x0000_t202" style="position:absolute;left:0pt;margin-top:0pt;height:11.5pt;width:144pt;mso-position-horizontal:right;mso-position-horizontal-relative:margin;mso-wrap-style:none;z-index:251660288;mso-width-relative:page;mso-height-relative:page;" filled="f" stroked="f" coordsize="21600,21600" o:gfxdata="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">
               <v:fill on="f" focussize="0,0"/>
               <v:stroke on="f" weight="0.5pt"/>
               <v:imagedata o:title=""/>
@@ -3657,22 +3844,6 @@
                       <a:ln w="6350">
                         <a:noFill/>
                       </a:ln>
-                      <a:extLst>
-                        <a:ext uri="{909E8E84-426E-40DD-AFC4-6F175D3DCCD1}">
-                          <a14:hiddenFill xmlns:a14="http://schemas.microsoft.com/office/drawing/2010/main">
-                            <a:solidFill>
-                              <a:schemeClr val="lt1"/>
-                            </a:solidFill>
-                          </a14:hiddenFill>
-                        </a:ext>
-                        <a:ext uri="{91240B29-F687-4F45-9708-019B960494DF}">
-                          <a14:hiddenLine xmlns:a14="http://schemas.microsoft.com/office/drawing/2010/main" w="6350">
-                            <a:solidFill>
-                              <a:prstClr val="black"/>
-                            </a:solidFill>
-                          </a14:hiddenLine>
-                        </a:ext>
-                      </a:extLst>
                     </wps:spPr>
                     <wps:style>
                       <a:lnRef idx="0">
@@ -3708,7 +3879,7 @@
         </mc:Choice>
         <mc:Fallback>
           <w:pict>
-            <v:shape id="_x0000_s1026" o:spid="_x0000_s1026" o:spt="202" type="#_x0000_t202" style="position:absolute;left:0pt;margin-top:0pt;height:144pt;width:144pt;mso-position-horizontal:right;mso-position-horizontal-relative:margin;mso-wrap-style:none;z-index:251659264;mso-width-relative:page;mso-height-relative:page;" filled="f" stroked="f" coordsize="21600,21600" o:gfxdata="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">
+            <v:shape id="_x0000_s1026" o:spid="_x0000_s1026" o:spt="202" type="#_x0000_t202" style="position:absolute;left:0pt;margin-top:0pt;height:144pt;width:144pt;mso-position-horizontal:right;mso-position-horizontal-relative:margin;mso-wrap-style:none;z-index:251659264;mso-width-relative:page;mso-height-relative:page;" filled="f" stroked="f" coordsize="21600,21600" o:gfxdata="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">
               <v:fill on="f" focussize="0,0"/>
               <v:stroke on="f" weight="0.5pt"/>
               <v:imagedata o:title=""/>
@@ -3869,8 +4040,8 @@
     <w:lsdException w:unhideWhenUsed="0" w:uiPriority="0" w:semiHidden="0" w:name="Normal Indent"/>
     <w:lsdException w:unhideWhenUsed="0" w:uiPriority="0" w:semiHidden="0" w:name="footnote text"/>
     <w:lsdException w:unhideWhenUsed="0" w:uiPriority="0" w:semiHidden="0" w:name="annotation text"/>
-    <w:lsdException w:unhideWhenUsed="0" w:uiPriority="0" w:semiHidden="0" w:name="header"/>
-    <w:lsdException w:unhideWhenUsed="0" w:uiPriority="0" w:semiHidden="0" w:name="footer"/>
+    <w:lsdException w:qFormat="1" w:unhideWhenUsed="0" w:uiPriority="0" w:semiHidden="0" w:name="header"/>
+    <w:lsdException w:qFormat="1" w:unhideWhenUsed="0" w:uiPriority="0" w:semiHidden="0" w:name="footer"/>
     <w:lsdException w:unhideWhenUsed="0" w:uiPriority="0" w:semiHidden="0" w:name="index heading"/>
     <w:lsdException w:qFormat="1" w:uiPriority="0" w:name="caption"/>
     <w:lsdException w:unhideWhenUsed="0" w:uiPriority="0" w:semiHidden="0" w:name="table of figures"/>
@@ -4197,6 +4368,7 @@
   <w:style w:type="paragraph" w:styleId="8">
     <w:name w:val="footer"/>
     <w:basedOn w:val="1"/>
+    <w:qFormat/>
     <w:uiPriority w:val="0"/>
     <w:pPr>
       <w:tabs>
@@ -4214,6 +4386,7 @@
   <w:style w:type="paragraph" w:styleId="9">
     <w:name w:val="header"/>
     <w:basedOn w:val="1"/>
+    <w:qFormat/>
     <w:uiPriority w:val="0"/>
     <w:pPr>
       <w:tabs>
@@ -4227,7 +4400,16 @@
       <w:szCs w:val="18"/>
     </w:rPr>
   </w:style>
-  <w:style w:type="table" w:customStyle="1" w:styleId="10">
+  <w:style w:type="character" w:styleId="10">
+    <w:name w:val="Hyperlink"/>
+    <w:basedOn w:val="5"/>
+    <w:uiPriority w:val="0"/>
+    <w:rPr>
+      <w:color w:val="0000FF"/>
+      <w:u w:val="single"/>
+    </w:rPr>
+  </w:style>
+  <w:style w:type="table" w:customStyle="1" w:styleId="11">
     <w:name w:val="Table Normal1"/>
     <w:semiHidden/>
     <w:unhideWhenUsed/>
@@ -4242,7 +4424,7 @@
       </w:tblCellMar>
     </w:tblPr>
   </w:style>
-  <w:style w:type="paragraph" w:styleId="11">
+  <w:style w:type="paragraph" w:styleId="12">
     <w:name w:val="List Paragraph"/>
     <w:basedOn w:val="1"/>
     <w:qFormat/>
@@ -4251,7 +4433,7 @@
       <w:lang w:val="en-US" w:eastAsia="en-US" w:bidi="ar-SA"/>
     </w:rPr>
   </w:style>
-  <w:style w:type="paragraph" w:customStyle="1" w:styleId="12">
+  <w:style w:type="paragraph" w:customStyle="1" w:styleId="13">
     <w:name w:val="Table Paragraph"/>
     <w:basedOn w:val="1"/>
     <w:qFormat/>
